--- a/landing-page/program-detail/rushford-business-school/mba/03-mba-in-strategic-management.docx
+++ b/landing-page/program-detail/rushford-business-school/mba/03-mba-in-strategic-management.docx
@@ -336,7 +336,7 @@
     </w:p>
     <w:p>
       <w:r>
-        <w:t>Plenty of professionals can execute a plan. Far fewer can build one, defend it in a room full of objections, and then check whether it worked. This MBA is aimed squarely at the second skill: after the Rushford management core, the specialization walks the full strategic arc from formulation to implementation, evaluation, and governance, with consulting and M&amp;A on the syllabus.</w:t>
+        <w:t>Plenty of professionals can execute a plan. Far fewer can build one, defend it in a room full of objections, and then check whether it worked. This MBA is aimed squarely at the second skill: after the Rushford management core, the specialisation walks the full strategic arc from formulation to implementation, evaluation, and governance, with consulting and M&amp;A on the syllabus.</w:t>
       </w:r>
     </w:p>
     <w:p>
@@ -375,7 +375,7 @@
     </w:p>
     <w:p>
       <w:r>
-        <w:t>UAE management consulting was worth USD 2.55 billion in 2025 and is heading toward USD 3.57 billion by 2031. Strategy people sit at the start of that money.</w:t>
+        <w:t>Consulting engagements drive a large share of the Gulf's biggest decisions, and strategy people sit at the start of that money.</w:t>
       </w:r>
     </w:p>
     <w:p>
@@ -454,7 +454,7 @@
         <w:pStyle w:val="ListNumber"/>
       </w:pPr>
       <w:r>
-        <w:t>Read an organization's position the way a strategist does, with evidence</w:t>
+        <w:t>Read an organisation's position the way a strategist does, with evidence</w:t>
       </w:r>
     </w:p>
     <w:p>
@@ -747,7 +747,7 @@
         <w:spacing w:before="200"/>
       </w:pPr>
       <w:r>
-        <w:t>Stage 3 · The strategy specialization</w:t>
+        <w:t>Stage 3 · The strategy specialisation</w:t>
       </w:r>
     </w:p>
     <w:p>
@@ -1064,7 +1064,7 @@
     </w:p>
     <w:p>
       <w:r>
-        <w:t>Mordor Intelligence puts the UAE management consulting market at USD 2.55 billion in 2025, rising to USD 3.57 billion by 2031. Strategy skills are the entry ticket.</w:t>
+        <w:t>Management consulting engagements keep growing across the UAE. Strategy skills are the entry ticket.</w:t>
       </w:r>
     </w:p>
     <w:p>
@@ -1090,7 +1090,7 @@
     </w:p>
     <w:p>
       <w:r>
-        <w:t>Taggd's 2026 GCC study found nine in ten employers reporting serious skill shortages. Formal strategy training is one of the rarest credentials in the market.</w:t>
+        <w:t>Employers across the Gulf keep reporting serious skill shortages. Formal strategy training is one of the rarest credentials in the market.</w:t>
       </w:r>
     </w:p>
     <w:p>
@@ -1116,7 +1116,7 @@
     </w:p>
     <w:p>
       <w:r>
-        <w:t>Finish on a live strategic question from your own organization, and the deliverable doubles as evidence at your next appraisal or interview.</w:t>
+        <w:t>Finish on a live strategic question from your own organisation, and the deliverable doubles as evidence at your next appraisal or interview.</w:t>
       </w:r>
     </w:p>
     <w:p>

--- a/landing-page/program-detail/rushford-business-school/mba/03-mba-in-strategic-management.docx
+++ b/landing-page/program-detail/rushford-business-school/mba/03-mba-in-strategic-management.docx
@@ -38,7 +38,7 @@
         <w:t xml:space="preserve">Meta Description: </w:t>
       </w:r>
       <w:r>
-        <w:t>16-month online MBA in Strategic Management from Rushford Business School. 90 ECTS, evening study, AED instalments. Enquire now.</w:t>
+        <w:t>16-month online MBA in Strategic Management from Rushford Business School. 90 ECTS, evening study, AED installments. Enquire now.</w:t>
       </w:r>
     </w:p>
     <w:p>
@@ -126,7 +126,7 @@
         <w:pStyle w:val="Heading2"/>
       </w:pPr>
       <w:r>
-        <w:t>Programme at a Glance</w:t>
+        <w:t>Program At A Glance</w:t>
       </w:r>
     </w:p>
     <w:tbl>
@@ -323,7 +323,7 @@
         <w:t xml:space="preserve">Note: </w:t>
       </w:r>
       <w:r>
-        <w:t>Fee structures and intake dates are confirmed per intake, in writing, before you pay a dirham. No version of this page carries a number that could go stale, and that is deliberate.</w:t>
+        <w:t>Fee structures and intake dates are confirmed per intake, in writing, before you pay a dirham. We publish no number that could go stale, and that is deliberate.</w:t>
       </w:r>
     </w:p>
     <w:p>
@@ -331,12 +331,12 @@
         <w:pStyle w:val="Heading2"/>
       </w:pPr>
       <w:r>
-        <w:t>Programme Overview</w:t>
+        <w:t>Program Overview</w:t>
       </w:r>
     </w:p>
     <w:p>
       <w:r>
-        <w:t>Plenty of professionals can execute a plan. Far fewer can build one, defend it in a room full of objections, and then check whether it worked. This MBA is aimed squarely at the second skill: after the Rushford management core, the specialisation walks the full strategic arc from formulation to implementation, evaluation, and governance, with consulting and M&amp;A on the syllabus.</w:t>
+        <w:t>Plenty of professionals can execute a plan. Far fewer can build one, defend it in a room full of objections, and then check whether it worked. This MBA is aimed squarely at the second skill: after the Rushford management core, the specialization walks the full strategic arc from formulation to implementation, evaluation, and governance, with consulting and M&amp;A on the syllabus.</w:t>
       </w:r>
     </w:p>
     <w:p>
@@ -349,7 +349,7 @@
         <w:pStyle w:val="Heading2"/>
       </w:pPr>
       <w:r>
-        <w:t>Why Choose This Programme</w:t>
+        <w:t>Why Choose This Program</w:t>
       </w:r>
     </w:p>
     <w:p>
@@ -414,7 +414,7 @@
     </w:p>
     <w:p>
       <w:r>
-        <w:t>Monthly AED instalments, interest-free, scheduled around salary dates.</w:t>
+        <w:t>Monthly AED installments, interest-free, scheduled around salary dates.</w:t>
       </w:r>
     </w:p>
     <w:p>
@@ -454,7 +454,7 @@
         <w:pStyle w:val="ListNumber"/>
       </w:pPr>
       <w:r>
-        <w:t>Read an organisation's position the way a strategist does, with evidence</w:t>
+        <w:t>Read an organization's position the way a strategist does, with evidence</w:t>
       </w:r>
     </w:p>
     <w:p>
@@ -598,7 +598,7 @@
         <w:pStyle w:val="ListBullet"/>
       </w:pPr>
       <w:r>
-        <w:t>Programme Management Lead</w:t>
+        <w:t>Program Management Lead</w:t>
       </w:r>
     </w:p>
     <w:p>
@@ -606,7 +606,7 @@
         <w:pStyle w:val="Heading2"/>
       </w:pPr>
       <w:r>
-        <w:t>Programme Structure</w:t>
+        <w:t>Program Structure</w:t>
       </w:r>
     </w:p>
     <w:p>
@@ -747,7 +747,7 @@
         <w:spacing w:before="200"/>
       </w:pPr>
       <w:r>
-        <w:t>Stage 3 · The strategy specialisation</w:t>
+        <w:t>Stage 3 · The strategy specialization</w:t>
       </w:r>
     </w:p>
     <w:p>
@@ -956,7 +956,7 @@
                 <w:b/>
                 <w:sz w:val="20"/>
               </w:rPr>
-              <w:t>Affordable instalments</w:t>
+              <w:t>Affordable installments</w:t>
             </w:r>
           </w:p>
         </w:tc>
@@ -1027,7 +1027,7 @@
               <w:rPr>
                 <w:sz w:val="20"/>
               </w:rPr>
-              <w:t>Enrolment steps handled together, in order, without surprises</w:t>
+              <w:t>Enrollment steps handled together, in order, without surprises</w:t>
             </w:r>
           </w:p>
         </w:tc>
@@ -1116,7 +1116,7 @@
     </w:p>
     <w:p>
       <w:r>
-        <w:t>Finish on a live strategic question from your own organisation, and the deliverable doubles as evidence at your next appraisal or interview.</w:t>
+        <w:t>Finish on a live strategic question from your own organization, and the deliverable doubles as evidence at your next appraisal or interview.</w:t>
       </w:r>
     </w:p>
     <w:p>
@@ -1220,7 +1220,7 @@
                 <w:b/>
                 <w:sz w:val="20"/>
               </w:rPr>
-              <w:t>Monthly Instalments</w:t>
+              <w:t>Monthly Installments</w:t>
             </w:r>
           </w:p>
         </w:tc>
@@ -1305,7 +1305,7 @@
         <w:t xml:space="preserve">Request the fee structure: </w:t>
       </w:r>
       <w:r>
-        <w:t>Fees change with intake and study mode, so instead of printing a figure that might date, we send a personal breakdown on request. It costs nothing and obliges you to nothing. Across our Master's programmes, totals usually sit between AED 16,000 and 40,000.</w:t>
+        <w:t>Fees change with intake and study mode, so instead of printing a figure that might date, we send a personal breakdown on request. It costs nothing and obliges you to nothing. Across our Master's programs, totals usually sit between AED 16,000 and 40,000.</w:t>
       </w:r>
     </w:p>
     <w:sectPr>
